--- a/결과물_공통2_2과/출고_FurtherReading/혼공독해교재_공통영어2_YBM(박)_2과FurtherReading_전체통합본.docx
+++ b/결과물_공통2_2과/출고_FurtherReading/혼공독해교재_공통영어2_YBM(박)_2과FurtherReading_전체통합본.docx
@@ -8554,7 +8554,7 @@
               <w:sz w:val="16"/>
               <w:szCs w:val="16"/>
             </w:rPr>
-            <w:t xml:space="preserve">기후 변화가 계속되는 것을 고려할 때, 전문가들은 우리가 직면한 상황이 단순히 가끔 찾아오는 가뭄이 아니라 수십 년 동안 이어질 수 있는 심각한 가뭄이라고 경고한다.</w:t>
+            <w:t xml:space="preserve">기후 변화가 계속되는 것을 고려할 때, 전문가들은 우리가 직면한 상황이 단순하고 가끔 찾아오는 가뭄이 아니라 수십 년 동안 이어질 수 있는 심각한 가뭄이라고 경고한다.</w:t>
           </w:r>
         </w:p>
         <w:p>
@@ -13498,7 +13498,7 @@
             <w:keepNext/>
             <w:keepLines/>
             <w:shd w:val="clear" w:color="auto" w:fill="E8EDF7"/>
-            <w:spacing w:before="240" w:after="50" w:line="272" w:lineRule="exact"/>
+            <w:spacing w:before="230" w:after="30" w:line="256" w:lineRule="exact"/>
           </w:pPr>
           <w:r>
             <w:rPr>
@@ -13801,7 +13801,7 @@
             <w:keepNext/>
             <w:keepLines/>
             <w:shd w:val="clear" w:color="auto" w:fill="E8EDF7"/>
-            <w:spacing w:before="240" w:after="50" w:line="272" w:lineRule="exact"/>
+            <w:spacing w:before="230" w:after="30" w:line="256" w:lineRule="exact"/>
           </w:pPr>
           <w:r>
             <w:rPr>
@@ -14120,7 +14120,7 @@
             <w:keepNext/>
             <w:keepLines/>
             <w:shd w:val="clear" w:color="auto" w:fill="E8EDF7"/>
-            <w:spacing w:before="240" w:after="50" w:line="272" w:lineRule="exact"/>
+            <w:spacing w:before="230" w:after="30" w:line="256" w:lineRule="exact"/>
           </w:pPr>
           <w:r>
             <w:rPr>
@@ -14134,7 +14134,7 @@
           <w:pPr>
             <w:keepNext/>
             <w:keepLines/>
-            <w:spacing w:before="30" w:after="40" w:line="276"/>
+            <w:spacing w:before="20" w:after="20" w:line="264"/>
           </w:pPr>
           <w:r>
             <w:rPr>
@@ -14158,7 +14158,7 @@
           <w:pPr>
             <w:keepNext/>
             <w:keepLines/>
-            <w:spacing w:after="40" w:before="30" w:line="276"/>
+            <w:spacing w:after="20" w:before="20" w:line="264"/>
             <w:ind w:left="170"/>
           </w:pPr>
           <w:r>
@@ -14174,7 +14174,7 @@
           <w:pPr>
             <w:keepNext/>
             <w:keepLines/>
-            <w:spacing w:before="30" w:after="40" w:line="276"/>
+            <w:spacing w:before="20" w:after="20" w:line="264"/>
             <w:ind w:left="170"/>
           </w:pPr>
           <w:r>
@@ -14189,7 +14189,7 @@
           <w:pPr>
             <w:keepNext w:val="0"/>
             <w:keepLines/>
-            <w:spacing w:before="30" w:after="40" w:line="276"/>
+            <w:spacing w:before="20" w:after="20" w:line="264"/>
             <w:ind w:left="170"/>
           </w:pPr>
           <w:r>
@@ -14219,7 +14219,7 @@
           <w:pPr>
             <w:keepNext/>
             <w:keepLines/>
-            <w:spacing w:after="40" w:before="30" w:line="276"/>
+            <w:spacing w:after="20" w:before="20" w:line="264"/>
             <w:ind w:left="170"/>
           </w:pPr>
           <w:r>
@@ -14235,7 +14235,7 @@
           <w:pPr>
             <w:keepNext w:val="1"/>
             <w:keepLines/>
-            <w:spacing w:after="40" w:before="30" w:line="276"/>
+            <w:spacing w:after="20" w:before="20" w:line="264"/>
             <w:ind w:left="300" w:hanging="130"/>
           </w:pPr>
           <w:r>
@@ -14282,7 +14282,7 @@
           <w:pPr>
             <w:keepNext w:val="1"/>
             <w:keepLines/>
-            <w:spacing w:after="40" w:before="30" w:line="276"/>
+            <w:spacing w:after="20" w:before="20" w:line="264"/>
             <w:ind w:left="300" w:hanging="130"/>
           </w:pPr>
           <w:r>
@@ -14329,7 +14329,7 @@
           <w:pPr>
             <w:keepNext w:val="1"/>
             <w:keepLines/>
-            <w:spacing w:after="40" w:before="30" w:line="276"/>
+            <w:spacing w:after="20" w:before="20" w:line="264"/>
             <w:ind w:left="300" w:hanging="130"/>
           </w:pPr>
           <w:r>
@@ -14376,7 +14376,7 @@
           <w:pPr>
             <w:keepNext w:val="1"/>
             <w:keepLines/>
-            <w:spacing w:after="40" w:before="30" w:line="276"/>
+            <w:spacing w:after="20" w:before="20" w:line="264"/>
             <w:ind w:left="300" w:hanging="130"/>
           </w:pPr>
           <w:r>
@@ -14423,7 +14423,7 @@
           <w:pPr>
             <w:keepNext w:val="0"/>
             <w:keepLines/>
-            <w:spacing w:after="40" w:before="30" w:line="276"/>
+            <w:spacing w:after="20" w:before="20" w:line="264"/>
             <w:ind w:left="300" w:hanging="130"/>
           </w:pPr>
           <w:r>
@@ -14470,7 +14470,7 @@
           <w:pPr>
             <w:keepNext/>
             <w:keepLines/>
-            <w:spacing w:after="40" w:before="30" w:line="276"/>
+            <w:spacing w:after="20" w:before="20" w:line="264"/>
             <w:ind w:left="170"/>
           </w:pPr>
           <w:r>
@@ -14486,7 +14486,7 @@
           <w:pPr>
             <w:keepNext w:val="1"/>
             <w:keepLines/>
-            <w:spacing w:after="40" w:before="30" w:line="276"/>
+            <w:spacing w:after="20" w:before="20" w:line="264"/>
             <w:ind w:left="300" w:hanging="130"/>
           </w:pPr>
           <w:r>
@@ -14518,7 +14518,7 @@
           <w:pPr>
             <w:keepNext w:val="1"/>
             <w:keepLines/>
-            <w:spacing w:after="40" w:before="30" w:line="276"/>
+            <w:spacing w:after="20" w:before="20" w:line="264"/>
             <w:ind w:left="300" w:hanging="130"/>
           </w:pPr>
           <w:r>
@@ -14550,7 +14550,7 @@
           <w:pPr>
             <w:keepNext w:val="1"/>
             <w:keepLines/>
-            <w:spacing w:after="40" w:before="30" w:line="276"/>
+            <w:spacing w:after="20" w:before="20" w:line="264"/>
             <w:ind w:left="300" w:hanging="130"/>
           </w:pPr>
           <w:r>
@@ -14582,7 +14582,7 @@
           <w:pPr>
             <w:keepNext w:val="0"/>
             <w:keepLines/>
-            <w:spacing w:after="40" w:before="30" w:line="276"/>
+            <w:spacing w:after="20" w:before="20" w:line="264"/>
             <w:ind w:left="300" w:hanging="130"/>
           </w:pPr>
           <w:r>
@@ -14615,7 +14615,7 @@
             <w:keepNext/>
             <w:keepLines/>
             <w:shd w:val="clear" w:color="auto" w:fill="E8EDF7"/>
-            <w:spacing w:before="240" w:after="50" w:line="272" w:lineRule="exact"/>
+            <w:spacing w:before="230" w:after="30" w:line="256" w:lineRule="exact"/>
           </w:pPr>
           <w:r>
             <w:rPr>
@@ -14629,7 +14629,7 @@
           <w:pPr>
             <w:keepNext w:val="1"/>
             <w:keepLines/>
-            <w:spacing w:before="30" w:after="40" w:line="276"/>
+            <w:spacing w:before="20" w:after="20" w:line="264"/>
             <w:ind w:left="170"/>
           </w:pPr>
           <w:r>
@@ -14644,7 +14644,7 @@
           <w:pPr>
             <w:keepNext w:val="1"/>
             <w:keepLines/>
-            <w:spacing w:before="30" w:after="40" w:line="276"/>
+            <w:spacing w:before="20" w:after="20" w:line="264"/>
             <w:ind w:left="170"/>
           </w:pPr>
           <w:r>
@@ -14659,7 +14659,7 @@
           <w:pPr>
             <w:keepNext w:val="1"/>
             <w:keepLines/>
-            <w:spacing w:before="30" w:after="40" w:line="276"/>
+            <w:spacing w:before="20" w:after="20" w:line="264"/>
             <w:ind w:left="170"/>
           </w:pPr>
           <w:r>
@@ -14674,7 +14674,7 @@
           <w:pPr>
             <w:keepNext w:val="1"/>
             <w:keepLines/>
-            <w:spacing w:before="30" w:after="40" w:line="276"/>
+            <w:spacing w:before="20" w:after="20" w:line="264"/>
             <w:ind w:left="170"/>
           </w:pPr>
           <w:r>
@@ -14689,7 +14689,7 @@
           <w:pPr>
             <w:keepNext w:val="0"/>
             <w:keepLines/>
-            <w:spacing w:before="30" w:after="40" w:line="276"/>
+            <w:spacing w:before="20" w:after="20" w:line="264"/>
             <w:ind w:left="170"/>
           </w:pPr>
           <w:r>
@@ -14705,7 +14705,7 @@
             <w:keepNext/>
             <w:keepLines/>
             <w:shd w:val="clear" w:color="auto" w:fill="E8EDF7"/>
-            <w:spacing w:before="240" w:after="50" w:line="272" w:lineRule="exact"/>
+            <w:spacing w:before="230" w:after="30" w:line="256" w:lineRule="exact"/>
           </w:pPr>
           <w:r>
             <w:rPr>
@@ -14719,7 +14719,7 @@
           <w:pPr>
             <w:keepNext w:val="1"/>
             <w:keepLines/>
-            <w:spacing w:before="30" w:after="40" w:line="276"/>
+            <w:spacing w:before="20" w:after="20" w:line="264"/>
             <w:ind w:left="170"/>
           </w:pPr>
           <w:r>
@@ -14734,7 +14734,7 @@
           <w:pPr>
             <w:keepNext w:val="0"/>
             <w:keepLines/>
-            <w:spacing w:before="30" w:after="40" w:line="276"/>
+            <w:spacing w:before="20" w:after="20" w:line="264"/>
             <w:ind w:left="170"/>
           </w:pPr>
           <w:r>
@@ -14742,7 +14742,7 @@
               <w:color w:val="000000"/>
               <w:sz w:val="18"/>
             </w:rPr>
-            <w:t xml:space="preserve">2. 기후 변화가 계속되는 것을 고려할 때, 전문가들은 우리가 직면한 상황이 단순히 가끔 찾아오는 가뭄이 아니라 수십 년 동안 이어질 수 있는 심각한 가뭄이라고 경고한다.</w:t>
+            <w:t xml:space="preserve">2. 기후 변화가 계속되는 것을 고려할 때, 전문가들은 우리가 직면한 상황이 단순하고 가끔 찾아오는 가뭄이 아니라 수십 년 동안 이어질 수 있는 심각한 가뭄이라고 경고한다.</w:t>
           </w:r>
         </w:p>
       </w:sdtContent>
